--- a/EXPORTS/DOCX/published/niveau3/Dutch/Naturalis.docx
+++ b/EXPORTS/DOCX/published/niveau3/Dutch/Naturalis.docx
@@ -455,7 +455,14 @@
           <w:color w:val="000000"/>
           <w:sz w:val="24"/>
         </w:rPr>
-        <w:t>e</w:t>
+        <w:hyperlink r:id="rId9" w:history="1">
+          <w:r>
+            <w:rPr>
+              <w:rStyle w:val="Hyperlink"/>
+            </w:rPr>
+            <w:t>e</w:t>
+          </w:r>
+        </w:hyperlink>
       </w:r>
       <w:r>
         <w:rPr>
@@ -465,7 +472,54 @@
           <w:color w:val="000000"/>
           <w:sz w:val="24"/>
         </w:rPr>
-        <w:t>rsity Center genaam</w:t>
+        <w:t>rsity</w:t>
+      </w:r>
+      <w:r>
+        <w:rPr>
+          <w:u w:val="single" w:color="0000ff"/>
+          <w:rFonts w:ascii="Charis SIL Regular" w:hAnsi="Charis SIL Regular" w:eastAsia="Charis SIL Regular"/>
+          <w:b w:val="0"/>
+          <w:i w:val="0"/>
+          <w:color w:val="000000"/>
+          <w:sz w:val="24"/>
+        </w:rPr>
+        <w:t xml:space="preserve"> </w:t>
+      </w:r>
+      <w:r>
+        <w:rPr>
+          <w:u w:val="single" w:color="0000ff"/>
+          <w:rFonts w:ascii="Charis SIL Regular" w:hAnsi="Charis SIL Regular" w:eastAsia="Charis SIL Regular"/>
+          <w:b w:val="0"/>
+          <w:i w:val="0"/>
+          <w:color w:val="000000"/>
+          <w:sz w:val="24"/>
+        </w:rPr>
+        <w:hyperlink r:id="rId10" w:history="1">
+          <w:r>
+            <w:rPr>
+              <w:rStyle w:val="Hyperlink"/>
+            </w:rPr>
+            <w:t>C</w:t>
+          </w:r>
+        </w:hyperlink>
+      </w:r>
+      <w:r>
+        <w:rPr>
+          <w:u w:val="single" w:color="0000ff"/>
+          <w:rFonts w:ascii="Charis SIL Regular" w:hAnsi="Charis SIL Regular" w:eastAsia="Charis SIL Regular"/>
+          <w:b w:val="0"/>
+          <w:i w:val="0"/>
+          <w:color w:val="000000"/>
+          <w:sz w:val="24"/>
+        </w:rPr>
+        <w:hyperlink r:id="rId10" w:history="1">
+          <w:r>
+            <w:rPr>
+              <w:rStyle w:val="Hyperlink"/>
+            </w:rPr>
+            <w:t>enter genaam</w:t>
+          </w:r>
+        </w:hyperlink>
       </w:r>
       <w:r>
         <w:rPr>
@@ -1217,7 +1271,24 @@
           <w:color w:val="000000"/>
           <w:sz w:val="24"/>
         </w:rPr>
-        <w:t xml:space="preserve">die zijn standplaats had in </w:t>
+        <w:t>die zijn stand</w:t>
+      </w:r>
+      <w:r>
+        <w:rPr>
+          <w:rFonts w:ascii="Charis SIL Regular" w:hAnsi="Charis SIL Regular" w:eastAsia="Charis SIL Regular"/>
+          <w:b w:val="0"/>
+          <w:i w:val="0"/>
+          <w:color w:val="000000"/>
+          <w:sz w:val="24"/>
+        </w:rPr>
+        <w:hyperlink r:id="rId13" w:history="1">
+          <w:r>
+            <w:rPr>
+              <w:rStyle w:val="Hyperlink"/>
+            </w:rPr>
+            <w:t xml:space="preserve">plaats had in </w:t>
+          </w:r>
+        </w:hyperlink>
       </w:r>
       <w:r>
         <w:rPr>
@@ -1244,6 +1315,7 @@
           <w:i w:val="0"/>
           <w:color w:val="0000FF"/>
           <w:sz w:val="24"/>
+          <w:u w:val="single"/>
         </w:rPr>
         <w:t xml:space="preserve"> </w:t>
       </w:r>
@@ -1285,7 +1357,7 @@
           <w:sz w:val="24"/>
           <w:u w:val="single"/>
         </w:rPr>
-        <w:hyperlink r:id="rId14" w:history="1">
+        <w:hyperlink r:id="rId13" w:history="1">
           <w:r>
             <w:rPr>
               <w:rStyle w:val="Hyperlink"/>
@@ -1303,7 +1375,7 @@
           <w:sz w:val="24"/>
           <w:u w:val="single"/>
         </w:rPr>
-        <w:hyperlink r:id="rId14" w:history="1">
+        <w:hyperlink r:id="rId13" w:history="1">
           <w:r>
             <w:rPr>
               <w:rStyle w:val="Hyperlink"/>
@@ -1321,7 +1393,7 @@
           <w:sz w:val="24"/>
           <w:u w:val="single"/>
         </w:rPr>
-        <w:hyperlink r:id="rId14" w:history="1">
+        <w:hyperlink r:id="rId13" w:history="1">
           <w:r>
             <w:rPr>
               <w:rStyle w:val="Hyperlink"/>
@@ -1918,7 +1990,97 @@
           <w:color w:val="000000"/>
           <w:sz w:val="24"/>
         </w:rPr>
-        <w:t>apart blijven bestaan totdat het in 1984 weer werd sam</w:t>
+        <w:t>apart blijven bestaan tot</w:t>
+      </w:r>
+      <w:r>
+        <w:rPr>
+          <w:u w:val="single" w:color="0000ff"/>
+          <w:rFonts w:ascii="Charis SIL Regular" w:hAnsi="Charis SIL Regular" w:eastAsia="Charis SIL Regular"/>
+          <w:b w:val="0"/>
+          <w:i w:val="0"/>
+          <w:color w:val="000000"/>
+          <w:sz w:val="24"/>
+        </w:rPr>
+        <w:hyperlink r:id="rId15" w:history="1">
+          <w:r>
+            <w:rPr>
+              <w:rStyle w:val="Hyperlink"/>
+            </w:rPr>
+            <w:t>dat het in 19</w:t>
+          </w:r>
+        </w:hyperlink>
+      </w:r>
+      <w:r>
+        <w:rPr>
+          <w:u w:val="single" w:color="0000ff"/>
+          <w:rFonts w:ascii="Charis SIL Regular" w:hAnsi="Charis SIL Regular" w:eastAsia="Charis SIL Regular"/>
+          <w:b w:val="0"/>
+          <w:i w:val="0"/>
+          <w:color w:val="000000"/>
+          <w:sz w:val="24"/>
+        </w:rPr>
+        <w:hyperlink r:id="rId15" w:history="1">
+          <w:r>
+            <w:rPr>
+              <w:rStyle w:val="Hyperlink"/>
+            </w:rPr>
+            <w:t>8</w:t>
+          </w:r>
+        </w:hyperlink>
+      </w:r>
+      <w:r>
+        <w:rPr>
+          <w:u w:val="single" w:color="0000ff"/>
+          <w:rFonts w:ascii="Charis SIL Regular" w:hAnsi="Charis SIL Regular" w:eastAsia="Charis SIL Regular"/>
+          <w:b w:val="0"/>
+          <w:i w:val="0"/>
+          <w:color w:val="000000"/>
+          <w:sz w:val="24"/>
+        </w:rPr>
+        <w:hyperlink r:id="rId15" w:history="1">
+          <w:r>
+            <w:rPr>
+              <w:rStyle w:val="Hyperlink"/>
+            </w:rPr>
+            <w:t>4 we</w:t>
+          </w:r>
+        </w:hyperlink>
+      </w:r>
+      <w:r>
+        <w:rPr>
+          <w:u w:val="single" w:color="0000ff"/>
+          <w:rFonts w:ascii="Charis SIL Regular" w:hAnsi="Charis SIL Regular" w:eastAsia="Charis SIL Regular"/>
+          <w:b w:val="0"/>
+          <w:i w:val="0"/>
+          <w:color w:val="000000"/>
+          <w:sz w:val="24"/>
+        </w:rPr>
+        <w:hyperlink r:id="rId15" w:history="1">
+          <w:r>
+            <w:rPr>
+              <w:rStyle w:val="Hyperlink"/>
+            </w:rPr>
+            <w:t>er werd s</w:t>
+          </w:r>
+        </w:hyperlink>
+      </w:r>
+      <w:r>
+        <w:rPr>
+          <w:u w:val="single" w:color="0000ff"/>
+          <w:rFonts w:ascii="Charis SIL Regular" w:hAnsi="Charis SIL Regular" w:eastAsia="Charis SIL Regular"/>
+          <w:b w:val="0"/>
+          <w:i w:val="0"/>
+          <w:color w:val="000000"/>
+          <w:sz w:val="24"/>
+        </w:rPr>
+        <w:hyperlink r:id="rId15" w:history="1">
+          <w:r>
+            <w:rPr>
+              <w:rStyle w:val="Hyperlink"/>
+            </w:rPr>
+            <w:t>am</w:t>
+          </w:r>
+        </w:hyperlink>
       </w:r>
       <w:r>
         <w:rPr>
@@ -3143,13 +3305,50 @@
       </w:r>
       <w:r>
         <w:rPr>
+          <w:u w:val="single" w:color="0000ff"/>
           <w:rFonts w:ascii="Charis SIL Regular" w:hAnsi="Charis SIL Regular" w:eastAsia="Charis SIL Regular"/>
           <w:b w:val="0"/>
           <w:i w:val="0"/>
           <w:color w:val="000000"/>
           <w:sz w:val="24"/>
         </w:rPr>
-        <w:t>van de plaa</w:t>
+        <w:hyperlink r:id="rId20" w:history="1">
+          <w:r>
+            <w:rPr>
+              <w:rStyle w:val="Hyperlink"/>
+            </w:rPr>
+            <w:t>van de</w:t>
+          </w:r>
+        </w:hyperlink>
+      </w:r>
+      <w:r>
+        <w:rPr>
+          <w:u w:val="single" w:color="0000ff"/>
+          <w:rFonts w:ascii="Charis SIL Regular" w:hAnsi="Charis SIL Regular" w:eastAsia="Charis SIL Regular"/>
+          <w:b w:val="0"/>
+          <w:i w:val="0"/>
+          <w:color w:val="000000"/>
+          <w:sz w:val="24"/>
+        </w:rPr>
+        <w:t xml:space="preserve"> </w:t>
+      </w:r>
+      <w:r>
+        <w:rPr>
+          <w:u w:val="single" w:color="0000ff"/>
+          <w:rFonts w:ascii="Charis SIL Regular" w:hAnsi="Charis SIL Regular" w:eastAsia="Charis SIL Regular"/>
+          <w:b w:val="0"/>
+          <w:i w:val="0"/>
+          <w:color w:val="000000"/>
+          <w:sz w:val="24"/>
+        </w:rPr>
+        <w:hyperlink r:id="rId20" w:history="1">
+          <w:r>
+            <w:rPr>
+              <w:rStyle w:val="Hyperlink"/>
+            </w:rPr>
+            <w:t>plaa</w:t>
+          </w:r>
+        </w:hyperlink>
       </w:r>
       <w:r>
         <w:rPr>
@@ -4440,7 +4639,7 @@
           <w:sz w:val="24"/>
           <w:u w:val="single"/>
         </w:rPr>
-        <w:hyperlink r:id="rId29" w:history="1">
+        <w:hyperlink r:id="rId28" w:history="1">
           <w:r>
             <w:rPr>
               <w:rStyle w:val="Hyperlink"/>

--- a/EXPORTS/DOCX/published/niveau3/Dutch/Naturalis.docx
+++ b/EXPORTS/DOCX/published/niveau3/Dutch/Naturalis.docx
@@ -975,25 +975,7 @@
           <w:color w:val="000000"/>
           <w:sz w:val="24"/>
         </w:rPr>
-        <w:t>etnografische</w:t>
-      </w:r>
-      <w:r>
-        <w:rPr>
-          <w:u w:val="single" w:color="0000ff"/>
-          <w:rFonts w:ascii="Charis SIL Regular" w:hAnsi="Charis SIL Regular" w:eastAsia="Charis SIL Regular"/>
-          <w:b w:val="0"/>
-          <w:i w:val="0"/>
-          <w:color w:val="000000"/>
-          <w:sz w:val="24"/>
-        </w:rPr>
-        <w:hyperlink r:id="rId12" w:history="1">
-          <w:r>
-            <w:rPr>
-              <w:rStyle w:val="Hyperlink"/>
-            </w:rPr>
-            <w:t xml:space="preserve"> verzam</w:t>
-          </w:r>
-        </w:hyperlink>
+        <w:t>etnografische verzam</w:t>
       </w:r>
       <w:r>
         <w:rPr>
@@ -1275,20 +1257,14 @@
       </w:r>
       <w:r>
         <w:rPr>
+          <w:u w:val="single" w:color="0000ff"/>
           <w:rFonts w:ascii="Charis SIL Regular" w:hAnsi="Charis SIL Regular" w:eastAsia="Charis SIL Regular"/>
           <w:b w:val="0"/>
           <w:i w:val="0"/>
           <w:color w:val="000000"/>
           <w:sz w:val="24"/>
         </w:rPr>
-        <w:hyperlink r:id="rId13" w:history="1">
-          <w:r>
-            <w:rPr>
-              <w:rStyle w:val="Hyperlink"/>
-            </w:rPr>
-            <w:t xml:space="preserve">plaats had in </w:t>
-          </w:r>
-        </w:hyperlink>
+        <w:t xml:space="preserve">plaats had in </w:t>
       </w:r>
       <w:r>
         <w:rPr>
@@ -1328,7 +1304,7 @@
           <w:sz w:val="24"/>
           <w:u w:val="single"/>
         </w:rPr>
-        <w:hyperlink r:id="rId13" w:history="1">
+        <w:hyperlink r:id="rId14" w:history="1">
           <w:r>
             <w:rPr>
               <w:rStyle w:val="Hyperlink"/>
@@ -1357,7 +1333,7 @@
           <w:sz w:val="24"/>
           <w:u w:val="single"/>
         </w:rPr>
-        <w:hyperlink r:id="rId13" w:history="1">
+        <w:hyperlink r:id="rId14" w:history="1">
           <w:r>
             <w:rPr>
               <w:rStyle w:val="Hyperlink"/>
@@ -1375,7 +1351,7 @@
           <w:sz w:val="24"/>
           <w:u w:val="single"/>
         </w:rPr>
-        <w:hyperlink r:id="rId13" w:history="1">
+        <w:hyperlink r:id="rId14" w:history="1">
           <w:r>
             <w:rPr>
               <w:rStyle w:val="Hyperlink"/>
@@ -1393,7 +1369,7 @@
           <w:sz w:val="24"/>
           <w:u w:val="single"/>
         </w:rPr>
-        <w:hyperlink r:id="rId13" w:history="1">
+        <w:hyperlink r:id="rId14" w:history="1">
           <w:r>
             <w:rPr>
               <w:rStyle w:val="Hyperlink"/>
@@ -1411,7 +1387,7 @@
           <w:sz w:val="24"/>
           <w:u w:val="single"/>
         </w:rPr>
-        <w:hyperlink r:id="rId13" w:history="1">
+        <w:hyperlink r:id="rId14" w:history="1">
           <w:r>
             <w:rPr>
               <w:rStyle w:val="Hyperlink"/>
@@ -1429,7 +1405,7 @@
           <w:sz w:val="24"/>
           <w:u w:val="single"/>
         </w:rPr>
-        <w:hyperlink r:id="rId13" w:history="1">
+        <w:hyperlink r:id="rId14" w:history="1">
           <w:r>
             <w:rPr>
               <w:rStyle w:val="Hyperlink"/>
@@ -1990,79 +1966,7 @@
           <w:color w:val="000000"/>
           <w:sz w:val="24"/>
         </w:rPr>
-        <w:t>apart blijven bestaan tot</w:t>
-      </w:r>
-      <w:r>
-        <w:rPr>
-          <w:u w:val="single" w:color="0000ff"/>
-          <w:rFonts w:ascii="Charis SIL Regular" w:hAnsi="Charis SIL Regular" w:eastAsia="Charis SIL Regular"/>
-          <w:b w:val="0"/>
-          <w:i w:val="0"/>
-          <w:color w:val="000000"/>
-          <w:sz w:val="24"/>
-        </w:rPr>
-        <w:hyperlink r:id="rId15" w:history="1">
-          <w:r>
-            <w:rPr>
-              <w:rStyle w:val="Hyperlink"/>
-            </w:rPr>
-            <w:t>dat het in 19</w:t>
-          </w:r>
-        </w:hyperlink>
-      </w:r>
-      <w:r>
-        <w:rPr>
-          <w:u w:val="single" w:color="0000ff"/>
-          <w:rFonts w:ascii="Charis SIL Regular" w:hAnsi="Charis SIL Regular" w:eastAsia="Charis SIL Regular"/>
-          <w:b w:val="0"/>
-          <w:i w:val="0"/>
-          <w:color w:val="000000"/>
-          <w:sz w:val="24"/>
-        </w:rPr>
-        <w:hyperlink r:id="rId15" w:history="1">
-          <w:r>
-            <w:rPr>
-              <w:rStyle w:val="Hyperlink"/>
-            </w:rPr>
-            <w:t>8</w:t>
-          </w:r>
-        </w:hyperlink>
-      </w:r>
-      <w:r>
-        <w:rPr>
-          <w:u w:val="single" w:color="0000ff"/>
-          <w:rFonts w:ascii="Charis SIL Regular" w:hAnsi="Charis SIL Regular" w:eastAsia="Charis SIL Regular"/>
-          <w:b w:val="0"/>
-          <w:i w:val="0"/>
-          <w:color w:val="000000"/>
-          <w:sz w:val="24"/>
-        </w:rPr>
-        <w:hyperlink r:id="rId15" w:history="1">
-          <w:r>
-            <w:rPr>
-              <w:rStyle w:val="Hyperlink"/>
-            </w:rPr>
-            <w:t>4 we</w:t>
-          </w:r>
-        </w:hyperlink>
-      </w:r>
-      <w:r>
-        <w:rPr>
-          <w:u w:val="single" w:color="0000ff"/>
-          <w:rFonts w:ascii="Charis SIL Regular" w:hAnsi="Charis SIL Regular" w:eastAsia="Charis SIL Regular"/>
-          <w:b w:val="0"/>
-          <w:i w:val="0"/>
-          <w:color w:val="000000"/>
-          <w:sz w:val="24"/>
-        </w:rPr>
-        <w:hyperlink r:id="rId15" w:history="1">
-          <w:r>
-            <w:rPr>
-              <w:rStyle w:val="Hyperlink"/>
-            </w:rPr>
-            <w:t>er werd s</w:t>
-          </w:r>
-        </w:hyperlink>
+        <w:t>apart blijven bestaan totdat het in 1984 weer werd s</w:t>
       </w:r>
       <w:r>
         <w:rPr>
@@ -4621,7 +4525,7 @@
           <w:sz w:val="24"/>
           <w:u w:val="single"/>
         </w:rPr>
-        <w:hyperlink r:id="rId29" w:history="1">
+        <w:hyperlink r:id="rId28" w:history="1">
           <w:r>
             <w:rPr>
               <w:rStyle w:val="Hyperlink"/>

--- a/EXPORTS/DOCX/published/niveau3/Dutch/Naturalis.docx
+++ b/EXPORTS/DOCX/published/niveau3/Dutch/Naturalis.docx
@@ -975,7 +975,25 @@
           <w:color w:val="000000"/>
           <w:sz w:val="24"/>
         </w:rPr>
-        <w:t>etnografische verzam</w:t>
+        <w:t>etnografische</w:t>
+      </w:r>
+      <w:r>
+        <w:rPr>
+          <w:u w:val="single" w:color="0000ff"/>
+          <w:rFonts w:ascii="Charis SIL Regular" w:hAnsi="Charis SIL Regular" w:eastAsia="Charis SIL Regular"/>
+          <w:b w:val="0"/>
+          <w:i w:val="0"/>
+          <w:color w:val="000000"/>
+          <w:sz w:val="24"/>
+        </w:rPr>
+        <w:hyperlink r:id="rId12" w:history="1">
+          <w:r>
+            <w:rPr>
+              <w:rStyle w:val="Hyperlink"/>
+            </w:rPr>
+            <w:t xml:space="preserve"> verzam</w:t>
+          </w:r>
+        </w:hyperlink>
       </w:r>
       <w:r>
         <w:rPr>
@@ -1264,7 +1282,14 @@
           <w:color w:val="000000"/>
           <w:sz w:val="24"/>
         </w:rPr>
-        <w:t xml:space="preserve">plaats had in </w:t>
+        <w:hyperlink r:id="rId13" w:history="1">
+          <w:r>
+            <w:rPr>
+              <w:rStyle w:val="Hyperlink"/>
+            </w:rPr>
+            <w:t xml:space="preserve">plaats had in </w:t>
+          </w:r>
+        </w:hyperlink>
       </w:r>
       <w:r>
         <w:rPr>
